--- a/tillsyn/A 28215-2022 tillsynsbegäran.docx
+++ b/tillsyn/A 28215-2022 tillsynsbegäran.docx
@@ -249,7 +249,7 @@
     <w:r>
       <w:tab/>
       <w:tab/>
-      <w:t>2025-09-29</w:t>
+      <w:t>2025-09-30</w:t>
       <w:br/>
       <w:br/>
     </w:r>

--- a/tillsyn/A 28215-2022 tillsynsbegäran.docx
+++ b/tillsyn/A 28215-2022 tillsynsbegäran.docx
@@ -249,7 +249,7 @@
     <w:r>
       <w:tab/>
       <w:tab/>
-      <w:t>2025-09-30</w:t>
+      <w:t>2025-10-01</w:t>
       <w:br/>
       <w:br/>
     </w:r>

--- a/tillsyn/A 28215-2022 tillsynsbegäran.docx
+++ b/tillsyn/A 28215-2022 tillsynsbegäran.docx
@@ -249,7 +249,7 @@
     <w:r>
       <w:tab/>
       <w:tab/>
-      <w:t>2025-10-01</w:t>
+      <w:t>2025-10-02</w:t>
       <w:br/>
       <w:br/>
     </w:r>

--- a/tillsyn/A 28215-2022 tillsynsbegäran.docx
+++ b/tillsyn/A 28215-2022 tillsynsbegäran.docx
@@ -249,7 +249,7 @@
     <w:r>
       <w:tab/>
       <w:tab/>
-      <w:t>2025-10-02</w:t>
+      <w:t>2025-10-03</w:t>
       <w:br/>
       <w:br/>
     </w:r>

--- a/tillsyn/A 28215-2022 tillsynsbegäran.docx
+++ b/tillsyn/A 28215-2022 tillsynsbegäran.docx
@@ -249,7 +249,7 @@
     <w:r>
       <w:tab/>
       <w:tab/>
-      <w:t>2025-10-03</w:t>
+      <w:t>2025-10-04</w:t>
       <w:br/>
       <w:br/>
     </w:r>

--- a/tillsyn/A 28215-2022 tillsynsbegäran.docx
+++ b/tillsyn/A 28215-2022 tillsynsbegäran.docx
@@ -249,7 +249,7 @@
     <w:r>
       <w:tab/>
       <w:tab/>
-      <w:t>2025-10-04</w:t>
+      <w:t>2025-10-05</w:t>
       <w:br/>
       <w:br/>
     </w:r>

--- a/tillsyn/A 28215-2022 tillsynsbegäran.docx
+++ b/tillsyn/A 28215-2022 tillsynsbegäran.docx
@@ -249,7 +249,7 @@
     <w:r>
       <w:tab/>
       <w:tab/>
-      <w:t>2025-10-05</w:t>
+      <w:t>2025-10-06</w:t>
       <w:br/>
       <w:br/>
     </w:r>

--- a/tillsyn/A 28215-2022 tillsynsbegäran.docx
+++ b/tillsyn/A 28215-2022 tillsynsbegäran.docx
@@ -249,7 +249,7 @@
     <w:r>
       <w:tab/>
       <w:tab/>
-      <w:t>2025-10-06</w:t>
+      <w:t>2025-10-07</w:t>
       <w:br/>
       <w:br/>
     </w:r>

--- a/tillsyn/A 28215-2022 tillsynsbegäran.docx
+++ b/tillsyn/A 28215-2022 tillsynsbegäran.docx
@@ -249,7 +249,7 @@
     <w:r>
       <w:tab/>
       <w:tab/>
-      <w:t>2025-10-07</w:t>
+      <w:t>2025-10-08</w:t>
       <w:br/>
       <w:br/>
     </w:r>

--- a/tillsyn/A 28215-2022 tillsynsbegäran.docx
+++ b/tillsyn/A 28215-2022 tillsynsbegäran.docx
@@ -249,7 +249,7 @@
     <w:r>
       <w:tab/>
       <w:tab/>
-      <w:t>2025-10-08</w:t>
+      <w:t>2025-10-09</w:t>
       <w:br/>
       <w:br/>
     </w:r>

--- a/tillsyn/A 28215-2022 tillsynsbegäran.docx
+++ b/tillsyn/A 28215-2022 tillsynsbegäran.docx
@@ -249,7 +249,7 @@
     <w:r>
       <w:tab/>
       <w:tab/>
-      <w:t>2025-10-09</w:t>
+      <w:t>2025-10-10</w:t>
       <w:br/>
       <w:br/>
     </w:r>

--- a/tillsyn/A 28215-2022 tillsynsbegäran.docx
+++ b/tillsyn/A 28215-2022 tillsynsbegäran.docx
@@ -249,7 +249,7 @@
     <w:r>
       <w:tab/>
       <w:tab/>
-      <w:t>2025-10-10</w:t>
+      <w:t>2025-10-11</w:t>
       <w:br/>
       <w:br/>
     </w:r>

--- a/tillsyn/A 28215-2022 tillsynsbegäran.docx
+++ b/tillsyn/A 28215-2022 tillsynsbegäran.docx
@@ -249,7 +249,7 @@
     <w:r>
       <w:tab/>
       <w:tab/>
-      <w:t>2025-10-16</w:t>
+      <w:t>2025-10-17</w:t>
       <w:br/>
       <w:br/>
     </w:r>

--- a/tillsyn/A 28215-2022 tillsynsbegäran.docx
+++ b/tillsyn/A 28215-2022 tillsynsbegäran.docx
@@ -249,7 +249,7 @@
     <w:r>
       <w:tab/>
       <w:tab/>
-      <w:t>2025-10-17</w:t>
+      <w:t>2025-10-18</w:t>
       <w:br/>
       <w:br/>
     </w:r>

--- a/tillsyn/A 28215-2022 tillsynsbegäran.docx
+++ b/tillsyn/A 28215-2022 tillsynsbegäran.docx
@@ -249,7 +249,7 @@
     <w:r>
       <w:tab/>
       <w:tab/>
-      <w:t>2025-10-18</w:t>
+      <w:t>2025-10-19</w:t>
       <w:br/>
       <w:br/>
     </w:r>

--- a/tillsyn/A 28215-2022 tillsynsbegäran.docx
+++ b/tillsyn/A 28215-2022 tillsynsbegäran.docx
@@ -249,7 +249,7 @@
     <w:r>
       <w:tab/>
       <w:tab/>
-      <w:t>2025-10-19</w:t>
+      <w:t>2025-10-20</w:t>
       <w:br/>
       <w:br/>
     </w:r>

--- a/tillsyn/A 28215-2022 tillsynsbegäran.docx
+++ b/tillsyn/A 28215-2022 tillsynsbegäran.docx
@@ -249,7 +249,7 @@
     <w:r>
       <w:tab/>
       <w:tab/>
-      <w:t>2025-10-20</w:t>
+      <w:t>2025-10-21</w:t>
       <w:br/>
       <w:br/>
     </w:r>

--- a/tillsyn/A 28215-2022 tillsynsbegäran.docx
+++ b/tillsyn/A 28215-2022 tillsynsbegäran.docx
@@ -249,7 +249,7 @@
     <w:r>
       <w:tab/>
       <w:tab/>
-      <w:t>2025-10-21</w:t>
+      <w:t>2025-10-22</w:t>
       <w:br/>
       <w:br/>
     </w:r>

--- a/tillsyn/A 28215-2022 tillsynsbegäran.docx
+++ b/tillsyn/A 28215-2022 tillsynsbegäran.docx
@@ -249,7 +249,7 @@
     <w:r>
       <w:tab/>
       <w:tab/>
-      <w:t>2025-10-22</w:t>
+      <w:t>2025-10-23</w:t>
       <w:br/>
       <w:br/>
     </w:r>

--- a/tillsyn/A 28215-2022 tillsynsbegäran.docx
+++ b/tillsyn/A 28215-2022 tillsynsbegäran.docx
@@ -249,7 +249,7 @@
     <w:r>
       <w:tab/>
       <w:tab/>
-      <w:t>2025-10-23</w:t>
+      <w:t>2025-10-24</w:t>
       <w:br/>
       <w:br/>
     </w:r>

--- a/tillsyn/A 28215-2022 tillsynsbegäran.docx
+++ b/tillsyn/A 28215-2022 tillsynsbegäran.docx
@@ -249,7 +249,7 @@
     <w:r>
       <w:tab/>
       <w:tab/>
-      <w:t>2025-10-24</w:t>
+      <w:t>2025-10-25</w:t>
       <w:br/>
       <w:br/>
     </w:r>

--- a/tillsyn/A 28215-2022 tillsynsbegäran.docx
+++ b/tillsyn/A 28215-2022 tillsynsbegäran.docx
@@ -249,7 +249,7 @@
     <w:r>
       <w:tab/>
       <w:tab/>
-      <w:t>2025-10-25</w:t>
+      <w:t>2025-10-26</w:t>
       <w:br/>
       <w:br/>
     </w:r>

--- a/tillsyn/A 28215-2022 tillsynsbegäran.docx
+++ b/tillsyn/A 28215-2022 tillsynsbegäran.docx
@@ -249,7 +249,7 @@
     <w:r>
       <w:tab/>
       <w:tab/>
-      <w:t>2025-10-26</w:t>
+      <w:t>2025-10-27</w:t>
       <w:br/>
       <w:br/>
     </w:r>
